--- a/tailored_resumes/remoteok-1137548.docx
+++ b/tailored_resumes/remoteok-1137548.docx
@@ -25,7 +25,7 @@
     </w:p>
     <w:p>
       <w:r>
-        <w:t>Detail-oriented professional with a background in data analytics and risk identification, proficient in SQL, Python, and Excel for quantitative modeling. Experienced in creating Tableau dashboards to translate complex data into actionable business insights and identifying risks through forensic technology simulations and cybersecurity awareness projects.</w:t>
+        <w:t>Entry-level analytical candidate with a background in Electronics and Communication Engineering and hands-on simulation experience in forensic technology and data analysis. Proficient in Python, SQL, Excel, Tableau, and Power BI for data classification, trend analysis, and dashboard reporting. Possesses foundational exposure to digital fraud prevention and system reliability verification.</w:t>
       </w:r>
     </w:p>
     <w:p>
@@ -38,7 +38,7 @@
     </w:p>
     <w:p>
       <w:r>
-        <w:t>SQL, Python, Excel, Power BI, Tableau, Data Visualization, Query Optimization, Database Design</w:t>
+        <w:t>SQL, Python, Excel, Tableau, Power BI, Data Visualization, Query Optimization, Database Design</w:t>
       </w:r>
     </w:p>
     <w:p>
@@ -62,7 +62,7 @@
         <w:pStyle w:val="ListBullet"/>
       </w:pPr>
       <w:r>
-        <w:t>Completed a Deloitte job simulation focused on data analysis and forensic technology to identify and mitigate risks.</w:t>
+        <w:t>Completed a Deloitte job simulation centered on data analysis and forensic technology to investigate data anomalies.</w:t>
       </w:r>
     </w:p>
     <w:p>
@@ -70,7 +70,7 @@
         <w:pStyle w:val="ListBullet"/>
       </w:pPr>
       <w:r>
-        <w:t>Developed a data dashboard using Tableau to visualize key trends and provide data-driven insights.</w:t>
+        <w:t>Developed visual dashboards using Tableau to translate complex data analysis into actionable insights.</w:t>
       </w:r>
     </w:p>
     <w:p>
@@ -78,7 +78,7 @@
         <w:pStyle w:val="ListBullet"/>
       </w:pPr>
       <w:r>
-        <w:t>Utilized Excel to classify complex data sets and draw business conclusions to support strategic decision-making.</w:t>
+        <w:t>Utilized Excel to classify operational data and draw data-driven conclusions for business recommendations.</w:t>
       </w:r>
     </w:p>
     <w:p>
@@ -110,7 +110,7 @@
         <w:pStyle w:val="ListBullet"/>
       </w:pPr>
       <w:r>
-        <w:t>Led a community service project on digital frauds, raising awareness on phishing and cyber fraud prevention to mitigate security risks.</w:t>
+        <w:t>Conducted awareness sessions and prepared educational materials on online scams, phishing, and cyber fraud prevention.</w:t>
       </w:r>
     </w:p>
     <w:p>
@@ -118,7 +118,7 @@
         <w:pStyle w:val="ListBullet"/>
       </w:pPr>
       <w:r>
-        <w:t>Identified and resolved Clock Domain Crossing issues in SoC designs, detecting and mitigating metastability risks to improve design reliability.</w:t>
+        <w:t>Identified and mitigated Clock Domain Crossing risks in complex designs to prevent system reliability failures.</w:t>
       </w:r>
     </w:p>
     <w:p>
@@ -126,7 +126,7 @@
         <w:pStyle w:val="ListBullet"/>
       </w:pPr>
       <w:r>
-        <w:t>Conducted sessions and prepared materials on safe digital practices to strengthen proactive risk management and compliance awareness.</w:t>
+        <w:t>Executed verification strategies and risk-detection workflows using industry-standard technical tools.</w:t>
       </w:r>
     </w:p>
     <w:p>

--- a/tailored_resumes/remoteok-1137548.docx
+++ b/tailored_resumes/remoteok-1137548.docx
@@ -25,7 +25,7 @@
     </w:p>
     <w:p>
       <w:r>
-        <w:t>Entry-level analytical candidate with a background in Electronics and Communication Engineering and hands-on simulation experience in forensic technology and data analysis. Proficient in Python, SQL, Excel, Tableau, and Power BI for data classification, trend analysis, and dashboard reporting. Possesses foundational exposure to digital fraud prevention and system reliability verification.</w:t>
+        <w:t>Detail-oriented entry-level Analyst with hands-on experience in data analysis, Python, SQL, Excel, and Tableau. Proven foundation in forensic technology analysis and cyber fraud prevention gained through practical simulations and projects. Skilled at evaluating data patterns, classifying information, and creating data visualizations to support risk monitoring and business decision-making.</w:t>
       </w:r>
     </w:p>
     <w:p>
@@ -62,7 +62,7 @@
         <w:pStyle w:val="ListBullet"/>
       </w:pPr>
       <w:r>
-        <w:t>Completed a Deloitte job simulation centered on data analysis and forensic technology to investigate data anomalies.</w:t>
+        <w:t>Completed a Deloitte data analytics job simulation focused on forensic technology and data-driven risk analysis.</w:t>
       </w:r>
     </w:p>
     <w:p>
@@ -70,15 +70,7 @@
         <w:pStyle w:val="ListBullet"/>
       </w:pPr>
       <w:r>
-        <w:t>Developed visual dashboards using Tableau to translate complex data analysis into actionable insights.</w:t>
-      </w:r>
-    </w:p>
-    <w:p>
-      <w:pPr>
-        <w:pStyle w:val="ListBullet"/>
-      </w:pPr>
-      <w:r>
-        <w:t>Utilized Excel to classify operational data and draw data-driven conclusions for business recommendations.</w:t>
+        <w:t>Utilized Excel to classify datasets and draw actionable business conclusions while developing data dashboards using Tableau to highlight key trends.</w:t>
       </w:r>
     </w:p>
     <w:p>
@@ -110,7 +102,7 @@
         <w:pStyle w:val="ListBullet"/>
       </w:pPr>
       <w:r>
-        <w:t>Conducted awareness sessions and prepared educational materials on online scams, phishing, and cyber fraud prevention.</w:t>
+        <w:t>Conducted a community project focused on digital frauds, phishing awareness, and cyber risk prevention strategies.</w:t>
       </w:r>
     </w:p>
     <w:p>
@@ -118,15 +110,7 @@
         <w:pStyle w:val="ListBullet"/>
       </w:pPr>
       <w:r>
-        <w:t>Identified and mitigated Clock Domain Crossing risks in complex designs to prevent system reliability failures.</w:t>
-      </w:r>
-    </w:p>
-    <w:p>
-      <w:pPr>
-        <w:pStyle w:val="ListBullet"/>
-      </w:pPr>
-      <w:r>
-        <w:t>Executed verification strategies and risk-detection workflows using industry-standard technical tools.</w:t>
+        <w:t>Identified and resolved complex design verification issues and metastability risks in SoC hardware to improve overall system reliability.</w:t>
       </w:r>
     </w:p>
     <w:p>

--- a/tailored_resumes/remoteok-1137548.docx
+++ b/tailored_resumes/remoteok-1137548.docx
@@ -25,7 +25,7 @@
     </w:p>
     <w:p>
       <w:r>
-        <w:t>Detail-oriented entry-level Analyst with hands-on experience in data analysis, Python, SQL, Excel, and Tableau. Proven foundation in forensic technology analysis and cyber fraud prevention gained through practical simulations and projects. Skilled at evaluating data patterns, classifying information, and creating data visualizations to support risk monitoring and business decision-making.</w:t>
+        <w:t>Analytical professional with a strong foundation in SQL, Python, and data visualization tools like Power BI and Tableau. Experienced in data classification and drawing business conclusions through a Deloitte data analytics simulation, with a proven ability to identify risks and improve system reliability in technical projects.</w:t>
       </w:r>
     </w:p>
     <w:p>
@@ -38,7 +38,7 @@
     </w:p>
     <w:p>
       <w:r>
-        <w:t>SQL, Python, Excel, Tableau, Power BI, Data Visualization, Query Optimization, Database Design</w:t>
+        <w:t>SQL, Python, Power BI, Tableau, Excel, Data Visualization, Query Optimization, Database Design</w:t>
       </w:r>
     </w:p>
     <w:p>
@@ -62,7 +62,7 @@
         <w:pStyle w:val="ListBullet"/>
       </w:pPr>
       <w:r>
-        <w:t>Completed a Deloitte data analytics job simulation focused on forensic technology and data-driven risk analysis.</w:t>
+        <w:t>Completed a Deloitte job simulation focusing on data analysis and forensic technology to identify trends and draw business conclusions.</w:t>
       </w:r>
     </w:p>
     <w:p>
@@ -70,7 +70,15 @@
         <w:pStyle w:val="ListBullet"/>
       </w:pPr>
       <w:r>
-        <w:t>Utilized Excel to classify datasets and draw actionable business conclusions while developing data dashboards using Tableau to highlight key trends.</w:t>
+        <w:t>Created data dashboards using Tableau to visualize complex data sets and support data-driven decision-making.</w:t>
+      </w:r>
+    </w:p>
+    <w:p>
+      <w:pPr>
+        <w:pStyle w:val="ListBullet"/>
+      </w:pPr>
+      <w:r>
+        <w:t>Utilized Excel to classify data and perform analysis to identify key business insights and potential risks.</w:t>
       </w:r>
     </w:p>
     <w:p>
@@ -102,7 +110,7 @@
         <w:pStyle w:val="ListBullet"/>
       </w:pPr>
       <w:r>
-        <w:t>Conducted a community project focused on digital frauds, phishing awareness, and cyber risk prevention strategies.</w:t>
+        <w:t>Identified and resolved Clock Domain Crossing issues in complex designs to mitigate metastability risks and improve overall reliability.</w:t>
       </w:r>
     </w:p>
     <w:p>
@@ -110,7 +118,15 @@
         <w:pStyle w:val="ListBullet"/>
       </w:pPr>
       <w:r>
-        <w:t>Identified and resolved complex design verification issues and metastability risks in SoC hardware to improve overall system reliability.</w:t>
+        <w:t>Implemented verification strategies using industry-standard tools to detect and manage technical risks within SoC designs.</w:t>
+      </w:r>
+    </w:p>
+    <w:p>
+      <w:pPr>
+        <w:pStyle w:val="ListBullet"/>
+      </w:pPr>
+      <w:r>
+        <w:t>Raised awareness on digital frauds, phishing, and cyber threats through community sessions focused on risk prevention and safe digital practices.</w:t>
       </w:r>
     </w:p>
     <w:p>

--- a/tailored_resumes/remoteok-1137548.docx
+++ b/tailored_resumes/remoteok-1137548.docx
@@ -25,7 +25,7 @@
     </w:p>
     <w:p>
       <w:r>
-        <w:t>Analytical professional with a strong foundation in SQL, Python, and data visualization tools like Power BI and Tableau. Experienced in data classification and drawing business conclusions through a Deloitte data analytics simulation, with a proven ability to identify risks and improve system reliability in technical projects.</w:t>
+        <w:t>Detail-oriented entry-level analyst with core competencies in Python, SQL, Excel, and Tableau, holding practical experience in forensic technology simulations and digital fraud awareness. Skillful in classifying complex data, identifying risk factors, and building data dashboards to translate analytical findings into business insights.</w:t>
       </w:r>
     </w:p>
     <w:p>
@@ -38,7 +38,7 @@
     </w:p>
     <w:p>
       <w:r>
-        <w:t>SQL, Python, Power BI, Tableau, Excel, Data Visualization, Query Optimization, Database Design</w:t>
+        <w:t>SQL, Python, Excel, Tableau, Power BI, Data Visualization, Database Design, Query Optimization</w:t>
       </w:r>
     </w:p>
     <w:p>
@@ -62,7 +62,7 @@
         <w:pStyle w:val="ListBullet"/>
       </w:pPr>
       <w:r>
-        <w:t>Completed a Deloitte job simulation focusing on data analysis and forensic technology to identify trends and draw business conclusions.</w:t>
+        <w:t>Executed a Deloitte job simulation centered on data analysis and forensic technology to evaluate complex data sets.</w:t>
       </w:r>
     </w:p>
     <w:p>
@@ -70,7 +70,7 @@
         <w:pStyle w:val="ListBullet"/>
       </w:pPr>
       <w:r>
-        <w:t>Created data dashboards using Tableau to visualize complex data sets and support data-driven decision-making.</w:t>
+        <w:t>Designed and built interactive data dashboards using Tableau to present clear insights for decision-making.</w:t>
       </w:r>
     </w:p>
     <w:p>
@@ -78,7 +78,7 @@
         <w:pStyle w:val="ListBullet"/>
       </w:pPr>
       <w:r>
-        <w:t>Utilized Excel to classify data and perform analysis to identify key business insights and potential risks.</w:t>
+        <w:t>Leveraged Excel to classify data trends, analyze anomalies, and draw actionable business recommendations.</w:t>
       </w:r>
     </w:p>
     <w:p>
@@ -110,7 +110,7 @@
         <w:pStyle w:val="ListBullet"/>
       </w:pPr>
       <w:r>
-        <w:t>Identified and resolved Clock Domain Crossing issues in complex designs to mitigate metastability risks and improve overall reliability.</w:t>
+        <w:t>Evaluated online scams, phishing vulnerabilities, and cyber fraud prevention methods to create materials focused on risk mitigation and safe digital practices.</w:t>
       </w:r>
     </w:p>
     <w:p>
@@ -118,15 +118,7 @@
         <w:pStyle w:val="ListBullet"/>
       </w:pPr>
       <w:r>
-        <w:t>Implemented verification strategies using industry-standard tools to detect and manage technical risks within SoC designs.</w:t>
-      </w:r>
-    </w:p>
-    <w:p>
-      <w:pPr>
-        <w:pStyle w:val="ListBullet"/>
-      </w:pPr>
-      <w:r>
-        <w:t>Raised awareness on digital frauds, phishing, and cyber threats through community sessions focused on risk prevention and safe digital practices.</w:t>
+        <w:t>Identified and mitigated risk factors such as metastability in complex designs to optimize system reliability using standard verification strategies.</w:t>
       </w:r>
     </w:p>
     <w:p>

--- a/tailored_resumes/remoteok-1137548.docx
+++ b/tailored_resumes/remoteok-1137548.docx
@@ -25,7 +25,7 @@
     </w:p>
     <w:p>
       <w:r>
-        <w:t>Detail-oriented entry-level analyst with core competencies in Python, SQL, Excel, and Tableau, holding practical experience in forensic technology simulations and digital fraud awareness. Skillful in classifying complex data, identifying risk factors, and building data dashboards to translate analytical findings into business insights.</w:t>
+        <w:t>Detail-oriented entry-level data analyst with foundational expertise in Python, SQL, Excel, Tableau, and Power BI. Experienced in data classification, dashboard creation, and analyzing forensic technology data to derive actionable conclusions. Leverages background in digital fraud awareness and analytical verification to support risk identification and reporting.</w:t>
       </w:r>
     </w:p>
     <w:p>
@@ -62,7 +62,7 @@
         <w:pStyle w:val="ListBullet"/>
       </w:pPr>
       <w:r>
-        <w:t>Executed a Deloitte job simulation centered on data analysis and forensic technology to evaluate complex data sets.</w:t>
+        <w:t>Completed a data analytics and forensic technology job simulation, evaluating datasets to draw business conclusions and identify potential anomalies.</w:t>
       </w:r>
     </w:p>
     <w:p>
@@ -70,15 +70,7 @@
         <w:pStyle w:val="ListBullet"/>
       </w:pPr>
       <w:r>
-        <w:t>Designed and built interactive data dashboards using Tableau to present clear insights for decision-making.</w:t>
-      </w:r>
-    </w:p>
-    <w:p>
-      <w:pPr>
-        <w:pStyle w:val="ListBullet"/>
-      </w:pPr>
-      <w:r>
-        <w:t>Leveraged Excel to classify data trends, analyze anomalies, and draw actionable business recommendations.</w:t>
+        <w:t>Built analytical dashboards using Tableau and utilized Excel to classify data for risk-oriented analysis and executive insight.</w:t>
       </w:r>
     </w:p>
     <w:p>
@@ -110,7 +102,7 @@
         <w:pStyle w:val="ListBullet"/>
       </w:pPr>
       <w:r>
-        <w:t>Evaluated online scams, phishing vulnerabilities, and cyber fraud prevention methods to create materials focused on risk mitigation and safe digital practices.</w:t>
+        <w:t>Led a community service project focused on digital frauds, raising awareness around online scams, phishing, and cyber threat prevention strategies.</w:t>
       </w:r>
     </w:p>
     <w:p>
@@ -118,7 +110,7 @@
         <w:pStyle w:val="ListBullet"/>
       </w:pPr>
       <w:r>
-        <w:t>Identified and mitigated risk factors such as metastability in complex designs to optimize system reliability using standard verification strategies.</w:t>
+        <w:t>Identified and mitigated technical risks in complex system designs using CDC verification strategies to enhance reliability and prevent failure.</w:t>
       </w:r>
     </w:p>
     <w:p>

--- a/tailored_resumes/remoteok-1137548.docx
+++ b/tailored_resumes/remoteok-1137548.docx
@@ -25,7 +25,7 @@
     </w:p>
     <w:p>
       <w:r>
-        <w:t>Detail-oriented entry-level data analyst with foundational expertise in Python, SQL, Excel, Tableau, and Power BI. Experienced in data classification, dashboard creation, and analyzing forensic technology data to derive actionable conclusions. Leverages background in digital fraud awareness and analytical verification to support risk identification and reporting.</w:t>
+        <w:t>Detail-oriented entry-level analyst with hands-on experience in data analysis, forensic technology, and digital risk awareness. Skilled in utilizing Python, SQL, Excel, Tableau, and Power BI to analyze structured data, build visual dashboards, and deliver data-driven recommendations. Eager to leverage technical analytical capabilities to assist in identifying, evaluating, and mitigating organizational risks.</w:t>
       </w:r>
     </w:p>
     <w:p>
@@ -38,7 +38,7 @@
     </w:p>
     <w:p>
       <w:r>
-        <w:t>SQL, Python, Excel, Tableau, Power BI, Data Visualization, Database Design, Query Optimization</w:t>
+        <w:t>SQL, Python, Excel, Tableau, Power BI, Data Visualization, Query Optimization, Database Design</w:t>
       </w:r>
     </w:p>
     <w:p>
@@ -62,7 +62,7 @@
         <w:pStyle w:val="ListBullet"/>
       </w:pPr>
       <w:r>
-        <w:t>Completed a data analytics and forensic technology job simulation, evaluating datasets to draw business conclusions and identify potential anomalies.</w:t>
+        <w:t>Executed data analysis and forensic technology tasks in a Deloitte job simulation to evaluate anomalies and support investigative findings.</w:t>
       </w:r>
     </w:p>
     <w:p>
@@ -70,7 +70,15 @@
         <w:pStyle w:val="ListBullet"/>
       </w:pPr>
       <w:r>
-        <w:t>Built analytical dashboards using Tableau and utilized Excel to classify data for risk-oriented analysis and executive insight.</w:t>
+        <w:t>Built interactive visual dashboards in Tableau to communicate complex data findings and risk trends clearly.</w:t>
+      </w:r>
+    </w:p>
+    <w:p>
+      <w:pPr>
+        <w:pStyle w:val="ListBullet"/>
+      </w:pPr>
+      <w:r>
+        <w:t>Applied Excel for data classification, structured quantitative analysis, and formulating actionable business conclusions.</w:t>
       </w:r>
     </w:p>
     <w:p>
@@ -102,7 +110,7 @@
         <w:pStyle w:val="ListBullet"/>
       </w:pPr>
       <w:r>
-        <w:t>Led a community service project focused on digital frauds, raising awareness around online scams, phishing, and cyber threat prevention strategies.</w:t>
+        <w:t>Identified, assessed, and resolved Clock Domain Crossing (CDC) risks in complex designs to improve overall system reliability and prevent failure.</w:t>
       </w:r>
     </w:p>
     <w:p>
@@ -110,7 +118,23 @@
         <w:pStyle w:val="ListBullet"/>
       </w:pPr>
       <w:r>
-        <w:t>Identified and mitigated technical risks in complex system designs using CDC verification strategies to enhance reliability and prevent failure.</w:t>
+        <w:t>Evaluated and mitigated operational metastability risks using industry-standard verification tools and systematic testing strategies.</w:t>
+      </w:r>
+    </w:p>
+    <w:p>
+      <w:pPr>
+        <w:pStyle w:val="ListBullet"/>
+      </w:pPr>
+      <w:r>
+        <w:t>Researched and analyzed emerging cyber threats, phishing vectors, and digital fraud techniques to create risk mitigation and prevention materials.</w:t>
+      </w:r>
+    </w:p>
+    <w:p>
+      <w:pPr>
+        <w:pStyle w:val="ListBullet"/>
+      </w:pPr>
+      <w:r>
+        <w:t>Prepared structured documentation and conducted informational sessions on safe digital practices and compliance awareness.</w:t>
       </w:r>
     </w:p>
     <w:p>

--- a/tailored_resumes/remoteok-1137548.docx
+++ b/tailored_resumes/remoteok-1137548.docx
@@ -25,7 +25,7 @@
     </w:p>
     <w:p>
       <w:r>
-        <w:t>Detail-oriented entry-level analyst with hands-on experience in data analysis, forensic technology, and digital risk awareness. Skilled in utilizing Python, SQL, Excel, Tableau, and Power BI to analyze structured data, build visual dashboards, and deliver data-driven recommendations. Eager to leverage technical analytical capabilities to assist in identifying, evaluating, and mitigating organizational risks.</w:t>
+        <w:t>Entry-level Data Analyst with a strong technical foundation in Python, SQL, Excel, Tableau, and Power BI, paired with analytical training in data classification and forensic technology. Demonstrated background in risk-related topics including digital fraud prevention and technical reliability analysis. Seeking to leverage data visualization and query optimization skills to support risk modeling, internal controls, and executive reporting as a Risk Analyst.</w:t>
       </w:r>
     </w:p>
     <w:p>
@@ -62,7 +62,7 @@
         <w:pStyle w:val="ListBullet"/>
       </w:pPr>
       <w:r>
-        <w:t>Executed data analysis and forensic technology tasks in a Deloitte job simulation to evaluate anomalies and support investigative findings.</w:t>
+        <w:t>Completed a Deloitte job simulation focusing on data analysis, forensic technology insights, and business problem-solving.</w:t>
       </w:r>
     </w:p>
     <w:p>
@@ -70,7 +70,7 @@
         <w:pStyle w:val="ListBullet"/>
       </w:pPr>
       <w:r>
-        <w:t>Built interactive visual dashboards in Tableau to communicate complex data findings and risk trends clearly.</w:t>
+        <w:t>Utilized Excel to classify complex data structures and extract actionable business conclusions.</w:t>
       </w:r>
     </w:p>
     <w:p>
@@ -78,7 +78,7 @@
         <w:pStyle w:val="ListBullet"/>
       </w:pPr>
       <w:r>
-        <w:t>Applied Excel for data classification, structured quantitative analysis, and formulating actionable business conclusions.</w:t>
+        <w:t>Designed and developed an interactive data dashboard using Tableau to communicate analytical insights.</w:t>
       </w:r>
     </w:p>
     <w:p>
@@ -110,7 +110,7 @@
         <w:pStyle w:val="ListBullet"/>
       </w:pPr>
       <w:r>
-        <w:t>Identified, assessed, and resolved Clock Domain Crossing (CDC) risks in complex designs to improve overall system reliability and prevent failure.</w:t>
+        <w:t>Conducted awareness sessions and developed educational materials focusing on online scams, phishing, and digital cyber fraud prevention.</w:t>
       </w:r>
     </w:p>
     <w:p>
@@ -118,23 +118,7 @@
         <w:pStyle w:val="ListBullet"/>
       </w:pPr>
       <w:r>
-        <w:t>Evaluated and mitigated operational metastability risks using industry-standard verification tools and systematic testing strategies.</w:t>
-      </w:r>
-    </w:p>
-    <w:p>
-      <w:pPr>
-        <w:pStyle w:val="ListBullet"/>
-      </w:pPr>
-      <w:r>
-        <w:t>Researched and analyzed emerging cyber threats, phishing vectors, and digital fraud techniques to create risk mitigation and prevention materials.</w:t>
-      </w:r>
-    </w:p>
-    <w:p>
-      <w:pPr>
-        <w:pStyle w:val="ListBullet"/>
-      </w:pPr>
-      <w:r>
-        <w:t>Prepared structured documentation and conducted informational sessions on safe digital practices and compliance awareness.</w:t>
+        <w:t>Identified and resolved Clock Domain Crossing issues in complex SoC designs using industry-standard tools to minimize operational risks and enhance design reliability.</w:t>
       </w:r>
     </w:p>
     <w:p>
